--- a/output/documents/無境界者第九期_城中教會紙本登記單_B5.docx
+++ b/output/documents/無境界者第九期_城中教會紙本登記單_B5.docx
@@ -2,10 +2,127 @@
 <file path=word/document.xml><?xml version="1.0" encoding="utf-8"?>
 <w:document xmlns:wpc="http://schemas.microsoft.com/office/word/2010/wordprocessingCanvas" xmlns:mo="http://schemas.microsoft.com/office/mac/office/2008/main" xmlns:mc="http://schemas.openxmlformats.org/markup-compatibility/2006" xmlns:mv="urn:schemas-microsoft-com:mac:vml" xmlns:o="urn:schemas-microsoft-com:office:office" xmlns:r="http://schemas.openxmlformats.org/officeDocument/2006/relationships" xmlns:m="http://schemas.openxmlformats.org/officeDocument/2006/math" xmlns:v="urn:schemas-microsoft-com:vml" xmlns:wp14="http://schemas.microsoft.com/office/word/2010/wordprocessingDrawing" xmlns:wp="http://schemas.openxmlformats.org/drawingml/2006/wordprocessingDrawing" xmlns:w10="urn:schemas-microsoft-com:office:word" xmlns:w="http://schemas.openxmlformats.org/wordprocessingml/2006/main" xmlns:w14="http://schemas.microsoft.com/office/word/2010/wordml" xmlns:wpg="http://schemas.microsoft.com/office/word/2010/wordprocessingGroup" xmlns:wpi="http://schemas.microsoft.com/office/word/2010/wordprocessingInk" xmlns:wne="http://schemas.microsoft.com/office/word/2006/wordml" xmlns:wps="http://schemas.microsoft.com/office/word/2010/wordprocessingShape" mc:Ignorable="w14 wp14">
   <w:body>
+    <w:tbl>
+      <w:tblPr>
+        <w:tblW w:type="dxa" w:w="8540"/>
+        <w:tblLayout w:type="fixed"/>
+        <w:tblLook w:firstColumn="1" w:firstRow="1" w:lastColumn="0" w:lastRow="0" w:noHBand="0" w:noVBand="1" w:val="04A0"/>
+        <w:tblInd w:w="0" w:type="dxa"/>
+        <w:tblBorders>
+          <w:top w:val="nil"/>
+          <w:left w:val="nil"/>
+          <w:bottom w:val="nil"/>
+          <w:right w:val="nil"/>
+          <w:insideH w:val="nil"/>
+          <w:insideV w:val="nil"/>
+        </w:tblBorders>
+      </w:tblPr>
+      <w:tblGrid>
+        <w:gridCol w:w="6900"/>
+        <w:gridCol w:w="1640"/>
+      </w:tblGrid>
+      <w:tr>
+        <w:tc>
+          <w:tcPr>
+            <w:tcW w:type="dxa" w:w="6900"/>
+            <w:shd w:fill="E7EFE8"/>
+            <w:tcMar>
+              <w:top w:w="110" w:type="dxa"/>
+              <w:start w:w="190" w:type="dxa"/>
+              <w:bottom w:w="110" w:type="dxa"/>
+              <w:end w:w="100" w:type="dxa"/>
+            </w:tcMar>
+            <w:vAlign w:val="center"/>
+          </w:tcPr>
+          <w:p>
+            <w:pPr>
+              <w:spacing w:before="0" w:after="20" w:line="240" w:lineRule="auto"/>
+            </w:pPr>
+            <w:r>
+              <w:rPr>
+                <w:rFonts w:ascii="Microsoft JhengHei" w:hAnsi="Microsoft JhengHei" w:eastAsia="Microsoft JhengHei"/>
+                <w:b/>
+                <w:i w:val="0"/>
+                <w:color w:val="2D4634"/>
+                <w:sz w:val="18"/>
+              </w:rPr>
+              <w:t>線上免費閱讀全文</w:t>
+            </w:r>
+          </w:p>
+          <w:p>
+            <w:pPr>
+              <w:spacing w:before="0" w:after="0" w:line="240" w:lineRule="auto"/>
+            </w:pPr>
+            <w:r>
+              <w:rPr>
+                <w:rFonts w:ascii="Microsoft JhengHei" w:hAnsi="Microsoft JhengHei" w:eastAsia="Microsoft JhengHei"/>
+                <w:b/>
+                <w:i w:val="0"/>
+                <w:color w:val="272A28"/>
+                <w:sz w:val="16"/>
+              </w:rPr>
+              <w:t>https://nonchurch2025.com/home/issue/9</w:t>
+            </w:r>
+          </w:p>
+        </w:tc>
+        <w:tc>
+          <w:tcPr>
+            <w:tcW w:type="dxa" w:w="1640"/>
+            <w:tcMar>
+              <w:top w:w="0" w:type="dxa"/>
+              <w:start w:w="70" w:type="dxa"/>
+              <w:bottom w:w="0" w:type="dxa"/>
+              <w:end w:w="0" w:type="dxa"/>
+            </w:tcMar>
+            <w:vAlign w:val="center"/>
+          </w:tcPr>
+          <w:p>
+            <w:pPr>
+              <w:spacing w:after="0"/>
+              <w:jc w:val="center"/>
+            </w:pPr>
+            <w:r>
+              <w:drawing>
+                <wp:inline xmlns:a="http://schemas.openxmlformats.org/drawingml/2006/main" xmlns:pic="http://schemas.openxmlformats.org/drawingml/2006/picture">
+                  <wp:extent cx="648000" cy="648000"/>
+                  <wp:docPr id="1" name="Picture 1"/>
+                  <wp:cNvGraphicFramePr>
+                    <a:graphicFrameLocks noChangeAspect="1"/>
+                  </wp:cNvGraphicFramePr>
+                  <a:graphic>
+                    <a:graphicData uri="http://schemas.openxmlformats.org/drawingml/2006/picture">
+                      <pic:pic>
+                        <pic:nvPicPr>
+                          <pic:cNvPr id="0" name="issue-9-website-qr.png"/>
+                          <pic:cNvPicPr/>
+                        </pic:nvPicPr>
+                        <pic:blipFill>
+                          <a:blip r:embed="rId9"/>
+                          <a:stretch>
+                            <a:fillRect/>
+                          </a:stretch>
+                        </pic:blipFill>
+                        <pic:spPr>
+                          <a:xfrm>
+                            <a:off x="0" y="0"/>
+                            <a:ext cx="648000" cy="648000"/>
+                          </a:xfrm>
+                          <a:prstGeom prst="rect"/>
+                        </pic:spPr>
+                      </pic:pic>
+                    </a:graphicData>
+                  </a:graphic>
+                </wp:inline>
+              </w:drawing>
+            </w:r>
+          </w:p>
+        </w:tc>
+      </w:tr>
+    </w:tbl>
     <w:p>
       <w:pPr>
         <w:keepNext/>
-        <w:spacing w:before="0" w:after="60" w:line="276" w:lineRule="auto"/>
+        <w:spacing w:before="60" w:after="40" w:line="276" w:lineRule="auto"/>
         <w:jc w:val="center"/>
       </w:pPr>
       <w:r>
@@ -14,7 +131,7 @@
           <w:b/>
           <w:i w:val="0"/>
           <w:color w:val="2D4634"/>
-          <w:sz w:val="19"/>
+          <w:sz w:val="17"/>
         </w:rPr>
         <w:t>《無境界者》Vol. 9  ｜  城中教會會友紙本登記</w:t>
       </w:r>
@@ -31,7 +148,7 @@
           <w:b/>
           <w:i w:val="0"/>
           <w:color w:val="272A28"/>
-          <w:sz w:val="44"/>
+          <w:sz w:val="37"/>
         </w:rPr>
         <w:t>世界是我的牧區</w:t>
       </w:r>
@@ -39,7 +156,7 @@
     <w:p>
       <w:pPr>
         <w:keepNext/>
-        <w:spacing w:before="0" w:after="160" w:line="276" w:lineRule="auto"/>
+        <w:spacing w:before="0" w:after="100" w:line="276" w:lineRule="auto"/>
         <w:jc w:val="center"/>
       </w:pPr>
       <w:r>
@@ -48,7 +165,7 @@
           <w:b/>
           <w:i w:val="0"/>
           <w:color w:val="415E48"/>
-          <w:sz w:val="27"/>
+          <w:sz w:val="23"/>
         </w:rPr>
         <w:t>龐君華會督紀念專輯</w:t>
       </w:r>
@@ -69,13 +186,13 @@
         </w:tblBorders>
       </w:tblPr>
       <w:tblGrid>
-        <w:gridCol w:w="3160"/>
-        <w:gridCol w:w="5380"/>
+        <w:gridCol w:w="3780"/>
+        <w:gridCol w:w="4760"/>
       </w:tblGrid>
       <w:tr>
         <w:tc>
           <w:tcPr>
-            <w:tcW w:type="dxa" w:w="3160"/>
+            <w:tcW w:type="dxa" w:w="3780"/>
             <w:vAlign w:val="center"/>
             <w:tcMar>
               <w:top w:w="40" w:type="dxa"/>
@@ -92,8 +209,8 @@
             <w:r>
               <w:drawing>
                 <wp:inline xmlns:a="http://schemas.openxmlformats.org/drawingml/2006/main" xmlns:pic="http://schemas.openxmlformats.org/drawingml/2006/picture">
-                  <wp:extent cx="1836000" cy="2596888"/>
-                  <wp:docPr id="1" name="Picture 1"/>
+                  <wp:extent cx="2196000" cy="3106082"/>
+                  <wp:docPr id="2" name="Picture 2"/>
                   <wp:cNvGraphicFramePr>
                     <a:graphicFrameLocks noChangeAspect="1"/>
                   </wp:cNvGraphicFramePr>
@@ -105,7 +222,7 @@
                           <pic:cNvPicPr/>
                         </pic:nvPicPr>
                         <pic:blipFill>
-                          <a:blip r:embed="rId9"/>
+                          <a:blip r:embed="rId10"/>
                           <a:stretch>
                             <a:fillRect/>
                           </a:stretch>
@@ -113,7 +230,7 @@
                         <pic:spPr>
                           <a:xfrm>
                             <a:off x="0" y="0"/>
-                            <a:ext cx="1836000" cy="2596888"/>
+                            <a:ext cx="2196000" cy="3106082"/>
                           </a:xfrm>
                           <a:prstGeom prst="rect"/>
                         </pic:spPr>
@@ -127,7 +244,7 @@
         </w:tc>
         <w:tc>
           <w:tcPr>
-            <w:tcW w:type="dxa" w:w="5380"/>
+            <w:tcW w:type="dxa" w:w="4760"/>
             <w:vAlign w:val="center"/>
             <w:tcMar>
               <w:top w:w="90" w:type="dxa"/>
@@ -147,9 +264,9 @@
                 <w:b/>
                 <w:i w:val="0"/>
                 <w:color w:val="272A28"/>
-                <w:sz w:val="20"/>
+                <w:sz w:val="18"/>
               </w:rPr>
-              <w:t>本期以龐君華會督為主題，從家人、同工、學者與詩班的記憶，留下對龐牧師的追思。</w:t>
+              <w:t>本期以龐君華會督為主題，從家人、同工、學者與詩班的紀念，留下對龐牧師的追思。</w:t>
             </w:r>
           </w:p>
           <w:p>
@@ -163,7 +280,7 @@
                 <w:b/>
                 <w:i w:val="0"/>
                 <w:color w:val="2D4634"/>
-                <w:sz w:val="20"/>
+                <w:sz w:val="18"/>
               </w:rPr>
               <w:t>本期收錄</w:t>
             </w:r>
@@ -179,7 +296,7 @@
                 <w:b/>
                 <w:i w:val="0"/>
                 <w:color w:val="415E48"/>
-                <w:sz w:val="17"/>
+                <w:sz w:val="15"/>
               </w:rPr>
               <w:t xml:space="preserve">專訪  </w:t>
             </w:r>
@@ -189,7 +306,7 @@
                 <w:b/>
                 <w:i w:val="0"/>
                 <w:color w:val="272A28"/>
-                <w:sz w:val="21"/>
+                <w:sz w:val="19"/>
               </w:rPr>
               <w:t>楊肇悅師母</w:t>
             </w:r>
@@ -205,7 +322,7 @@
                 <w:b/>
                 <w:i w:val="0"/>
                 <w:color w:val="415E48"/>
-                <w:sz w:val="17"/>
+                <w:sz w:val="15"/>
               </w:rPr>
               <w:t xml:space="preserve">專訪  </w:t>
             </w:r>
@@ -215,7 +332,7 @@
                 <w:b/>
                 <w:i w:val="0"/>
                 <w:color w:val="272A28"/>
-                <w:sz w:val="21"/>
+                <w:sz w:val="19"/>
               </w:rPr>
               <w:t>邱泰耀牧師</w:t>
             </w:r>
@@ -231,7 +348,7 @@
                 <w:b/>
                 <w:i w:val="0"/>
                 <w:color w:val="415E48"/>
-                <w:sz w:val="17"/>
+                <w:sz w:val="15"/>
               </w:rPr>
               <w:t xml:space="preserve">專訪  </w:t>
             </w:r>
@@ -241,7 +358,7 @@
                 <w:b/>
                 <w:i w:val="0"/>
                 <w:color w:val="272A28"/>
-                <w:sz w:val="21"/>
+                <w:sz w:val="19"/>
               </w:rPr>
               <w:t>吳昶興教授</w:t>
             </w:r>
@@ -257,7 +374,7 @@
                 <w:b/>
                 <w:i w:val="0"/>
                 <w:color w:val="415E48"/>
-                <w:sz w:val="17"/>
+                <w:sz w:val="15"/>
               </w:rPr>
               <w:t xml:space="preserve">紀念文  </w:t>
             </w:r>
@@ -267,7 +384,7 @@
                 <w:b/>
                 <w:i w:val="0"/>
                 <w:color w:val="272A28"/>
-                <w:sz w:val="21"/>
+                <w:sz w:val="19"/>
               </w:rPr>
               <w:t>邢福增教授</w:t>
             </w:r>
@@ -282,7 +399,7 @@
                 <w:b w:val="0"/>
                 <w:i w:val="0"/>
                 <w:color w:val="272A28"/>
-                <w:sz w:val="19"/>
+                <w:sz w:val="17"/>
               </w:rPr>
               <w:t>另收錄城中教會詩班以詩歌追念龐牧師的紀念文章。</w:t>
             </w:r>
@@ -337,7 +454,7 @@
                 <w:b/>
                 <w:i w:val="0"/>
                 <w:color w:val="2D4634"/>
-                <w:sz w:val="24"/>
+                <w:sz w:val="21"/>
               </w:rPr>
               <w:t>城中教會會友自取價</w:t>
             </w:r>
@@ -352,7 +469,7 @@
                 <w:b w:val="0"/>
                 <w:i w:val="0"/>
                 <w:color w:val="656966"/>
-                <w:sz w:val="18"/>
+                <w:sz w:val="17"/>
               </w:rPr>
               <w:t>紙本工本費｜教會自取，免收郵費</w:t>
             </w:r>
@@ -381,7 +498,7 @@
                 <w:b/>
                 <w:i w:val="0"/>
                 <w:color w:val="FFFFFF"/>
-                <w:sz w:val="33"/>
+                <w:sz w:val="29"/>
               </w:rPr>
               <w:t>每本 300 元</w:t>
             </w:r>
@@ -392,7 +509,7 @@
     <w:p>
       <w:pPr>
         <w:keepNext/>
-        <w:spacing w:before="140" w:after="80" w:line="276" w:lineRule="auto"/>
+        <w:spacing w:before="100" w:after="60" w:line="276" w:lineRule="auto"/>
       </w:pPr>
       <w:r>
         <w:rPr>
@@ -400,7 +517,7 @@
           <w:b/>
           <w:i w:val="0"/>
           <w:color w:val="2D4634"/>
-          <w:sz w:val="24"/>
+          <w:sz w:val="21"/>
         </w:rPr>
         <w:t>紙本登記方式</w:t>
       </w:r>
@@ -448,7 +565,7 @@
                 <w:b/>
                 <w:i w:val="0"/>
                 <w:color w:val="2D4634"/>
-                <w:sz w:val="18"/>
+                <w:sz w:val="16"/>
               </w:rPr>
               <w:t>登記窗口</w:t>
             </w:r>
@@ -475,9 +592,9 @@
                 <w:b/>
                 <w:i w:val="0"/>
                 <w:color w:val="272A28"/>
-                <w:sz w:val="19"/>
+                <w:sz w:val="17"/>
               </w:rPr>
-              <w:t>請向盈君姐登記</w:t>
+              <w:t>請向林盈君幹事登記</w:t>
             </w:r>
           </w:p>
         </w:tc>
@@ -506,7 +623,7 @@
                 <w:b/>
                 <w:i w:val="0"/>
                 <w:color w:val="2D4634"/>
-                <w:sz w:val="18"/>
+                <w:sz w:val="16"/>
               </w:rPr>
               <w:t>登記截止</w:t>
             </w:r>
@@ -533,7 +650,7 @@
                 <w:b/>
                 <w:i w:val="0"/>
                 <w:color w:val="272A28"/>
-                <w:sz w:val="19"/>
+                <w:sz w:val="17"/>
               </w:rPr>
               <w:t>8 月 30 日</w:t>
             </w:r>
@@ -564,7 +681,7 @@
                 <w:b/>
                 <w:i w:val="0"/>
                 <w:color w:val="2D4634"/>
-                <w:sz w:val="18"/>
+                <w:sz w:val="16"/>
               </w:rPr>
               <w:t>印製送達</w:t>
             </w:r>
@@ -591,7 +708,7 @@
                 <w:b w:val="0"/>
                 <w:i w:val="0"/>
                 <w:color w:val="272A28"/>
-                <w:sz w:val="19"/>
+                <w:sz w:val="17"/>
               </w:rPr>
               <w:t>9 月初印製完成並送到城中教會</w:t>
             </w:r>
@@ -622,7 +739,7 @@
                 <w:b/>
                 <w:i w:val="0"/>
                 <w:color w:val="2D4634"/>
-                <w:sz w:val="18"/>
+                <w:sz w:val="16"/>
               </w:rPr>
               <w:t>領取方式</w:t>
             </w:r>
@@ -649,7 +766,7 @@
                 <w:b w:val="0"/>
                 <w:i w:val="0"/>
                 <w:color w:val="272A28"/>
-                <w:sz w:val="19"/>
+                <w:sz w:val="17"/>
               </w:rPr>
               <w:t>送達後，再請至教會領取</w:t>
             </w:r>
@@ -659,7 +776,7 @@
     </w:tbl>
     <w:p>
       <w:pPr>
-        <w:spacing w:before="140" w:after="40" w:line="276" w:lineRule="auto"/>
+        <w:spacing w:before="100" w:after="20" w:line="276" w:lineRule="auto"/>
         <w:jc w:val="center"/>
       </w:pPr>
       <w:r>
@@ -668,14 +785,14 @@
           <w:b w:val="0"/>
           <w:i w:val="0"/>
           <w:color w:val="656966"/>
-          <w:sz w:val="18"/>
+          <w:sz w:val="16"/>
         </w:rPr>
         <w:t>網站提供免費全文閱讀；若希望收藏紙本，請於期限前登記。</w:t>
       </w:r>
     </w:p>
     <w:p>
       <w:pPr>
-        <w:spacing w:before="40" w:after="0" w:line="276" w:lineRule="auto"/>
+        <w:spacing w:before="20" w:after="0" w:line="276" w:lineRule="auto"/>
         <w:jc w:val="center"/>
       </w:pPr>
       <w:r>
@@ -684,7 +801,7 @@
           <w:b/>
           <w:i w:val="0"/>
           <w:color w:val="415E48"/>
-          <w:sz w:val="17"/>
+          <w:sz w:val="15"/>
         </w:rPr>
         <w:t>《無境界者》第九期｜龐君華會督紀念專輯</w:t>
       </w:r>

--- a/output/documents/無境界者第九期_城中教會紙本登記單_B5.docx
+++ b/output/documents/無境界者第九期_城中教會紙本登記單_B5.docx
@@ -2,6 +2,57 @@
 <file path=word/document.xml><?xml version="1.0" encoding="utf-8"?>
 <w:document xmlns:wpc="http://schemas.microsoft.com/office/word/2010/wordprocessingCanvas" xmlns:mo="http://schemas.microsoft.com/office/mac/office/2008/main" xmlns:mc="http://schemas.openxmlformats.org/markup-compatibility/2006" xmlns:mv="urn:schemas-microsoft-com:mac:vml" xmlns:o="urn:schemas-microsoft-com:office:office" xmlns:r="http://schemas.openxmlformats.org/officeDocument/2006/relationships" xmlns:m="http://schemas.openxmlformats.org/officeDocument/2006/math" xmlns:v="urn:schemas-microsoft-com:vml" xmlns:wp14="http://schemas.microsoft.com/office/word/2010/wordprocessingDrawing" xmlns:wp="http://schemas.openxmlformats.org/drawingml/2006/wordprocessingDrawing" xmlns:w10="urn:schemas-microsoft-com:office:word" xmlns:w="http://schemas.openxmlformats.org/wordprocessingml/2006/main" xmlns:w14="http://schemas.microsoft.com/office/word/2010/wordml" xmlns:wpg="http://schemas.microsoft.com/office/word/2010/wordprocessingGroup" xmlns:wpi="http://schemas.microsoft.com/office/word/2010/wordprocessingInk" xmlns:wne="http://schemas.microsoft.com/office/word/2006/wordml" xmlns:wps="http://schemas.microsoft.com/office/word/2010/wordprocessingShape" mc:Ignorable="w14 wp14">
   <w:body>
+    <w:p>
+      <w:pPr>
+        <w:keepNext/>
+        <w:spacing w:before="0" w:after="20" w:line="276" w:lineRule="auto"/>
+        <w:jc w:val="center"/>
+      </w:pPr>
+      <w:r>
+        <w:rPr>
+          <w:rFonts w:ascii="Microsoft JhengHei" w:hAnsi="Microsoft JhengHei" w:eastAsia="Microsoft JhengHei"/>
+          <w:b/>
+          <w:i w:val="0"/>
+          <w:color w:val="2D4634"/>
+          <w:sz w:val="16"/>
+        </w:rPr>
+        <w:t>《無境界者》Vol. 9  ｜  城中教會會友紙本登記</w:t>
+      </w:r>
+    </w:p>
+    <w:p>
+      <w:pPr>
+        <w:keepNext/>
+        <w:spacing w:before="0" w:after="20" w:line="276" w:lineRule="auto"/>
+        <w:jc w:val="center"/>
+      </w:pPr>
+      <w:r>
+        <w:rPr>
+          <w:rFonts w:ascii="Microsoft JhengHei" w:hAnsi="Microsoft JhengHei" w:eastAsia="Microsoft JhengHei"/>
+          <w:b/>
+          <w:i w:val="0"/>
+          <w:color w:val="272A28"/>
+          <w:sz w:val="34"/>
+        </w:rPr>
+        <w:t>世界是我的牧區</w:t>
+      </w:r>
+    </w:p>
+    <w:p>
+      <w:pPr>
+        <w:keepNext/>
+        <w:spacing w:before="0" w:after="80" w:line="276" w:lineRule="auto"/>
+        <w:jc w:val="center"/>
+      </w:pPr>
+      <w:r>
+        <w:rPr>
+          <w:rFonts w:ascii="Microsoft JhengHei" w:hAnsi="Microsoft JhengHei" w:eastAsia="Microsoft JhengHei"/>
+          <w:b/>
+          <w:i w:val="0"/>
+          <w:color w:val="415E48"/>
+          <w:sz w:val="21"/>
+        </w:rPr>
+        <w:t>龐君華會督紀念專輯</w:t>
+      </w:r>
+    </w:p>
     <w:tbl>
       <w:tblPr>
         <w:tblW w:type="dxa" w:w="8540"/>
@@ -18,25 +69,173 @@
         </w:tblBorders>
       </w:tblPr>
       <w:tblGrid>
-        <w:gridCol w:w="6900"/>
-        <w:gridCol w:w="1640"/>
+        <w:gridCol w:w="4200"/>
+        <w:gridCol w:w="4340"/>
       </w:tblGrid>
       <w:tr>
         <w:tc>
           <w:tcPr>
-            <w:tcW w:type="dxa" w:w="6900"/>
+            <w:tcW w:type="dxa" w:w="4200"/>
+            <w:vAlign w:val="center"/>
+            <w:tcMar>
+              <w:top w:w="20" w:type="dxa"/>
+              <w:start w:w="0" w:type="dxa"/>
+              <w:bottom w:w="20" w:type="dxa"/>
+              <w:end w:w="170" w:type="dxa"/>
+            </w:tcMar>
+          </w:tcPr>
+          <w:p>
+            <w:pPr>
+              <w:spacing w:after="0"/>
+              <w:jc w:val="center"/>
+            </w:pPr>
+            <w:r>
+              <w:drawing>
+                <wp:inline xmlns:a="http://schemas.openxmlformats.org/drawingml/2006/main" xmlns:pic="http://schemas.openxmlformats.org/drawingml/2006/picture">
+                  <wp:extent cx="2448000" cy="3462518"/>
+                  <wp:docPr id="1" name="Picture 1"/>
+                  <wp:cNvGraphicFramePr>
+                    <a:graphicFrameLocks noChangeAspect="1"/>
+                  </wp:cNvGraphicFramePr>
+                  <a:graphic>
+                    <a:graphicData uri="http://schemas.openxmlformats.org/drawingml/2006/picture">
+                      <pic:pic>
+                        <pic:nvPicPr>
+                          <pic:cNvPr id="0" name="cover-9.png"/>
+                          <pic:cNvPicPr/>
+                        </pic:nvPicPr>
+                        <pic:blipFill>
+                          <a:blip r:embed="rId9"/>
+                          <a:stretch>
+                            <a:fillRect/>
+                          </a:stretch>
+                        </pic:blipFill>
+                        <pic:spPr>
+                          <a:xfrm>
+                            <a:off x="0" y="0"/>
+                            <a:ext cx="2448000" cy="3462518"/>
+                          </a:xfrm>
+                          <a:prstGeom prst="rect"/>
+                        </pic:spPr>
+                      </pic:pic>
+                    </a:graphicData>
+                  </a:graphic>
+                </wp:inline>
+              </w:drawing>
+            </w:r>
+          </w:p>
+        </w:tc>
+        <w:tc>
+          <w:tcPr>
+            <w:tcW w:type="dxa" w:w="4340"/>
+            <w:vAlign w:val="center"/>
+            <w:tcMar>
+              <w:top w:w="90" w:type="dxa"/>
+              <w:start w:w="190" w:type="dxa"/>
+              <w:bottom w:w="90" w:type="dxa"/>
+              <w:end w:w="120" w:type="dxa"/>
+            </w:tcMar>
+            <w:shd w:fill="F3EEE4"/>
+          </w:tcPr>
+          <w:p>
+            <w:pPr>
+              <w:spacing w:before="0" w:after="120" w:line="269" w:lineRule="auto"/>
+            </w:pPr>
+            <w:r>
+              <w:rPr>
+                <w:rFonts w:ascii="Microsoft JhengHei" w:hAnsi="Microsoft JhengHei" w:eastAsia="Microsoft JhengHei"/>
+                <w:b/>
+                <w:i w:val="0"/>
+                <w:color w:val="272A28"/>
+                <w:sz w:val="17"/>
+              </w:rPr>
+              <w:t>本期以龐君華會督為主題，從家人、同工、學者與詩班的紀念，留下對龐牧師的追思。</w:t>
+            </w:r>
+          </w:p>
+          <w:p>
+            <w:pPr>
+              <w:keepNext/>
+              <w:spacing w:before="20" w:after="40" w:line="276" w:lineRule="auto"/>
+            </w:pPr>
+            <w:r>
+              <w:rPr>
+                <w:rFonts w:ascii="Microsoft JhengHei" w:hAnsi="Microsoft JhengHei" w:eastAsia="Microsoft JhengHei"/>
+                <w:b/>
+                <w:i w:val="0"/>
+                <w:color w:val="2D4634"/>
+                <w:sz w:val="17"/>
+              </w:rPr>
+              <w:t>本期收錄｜</w:t>
+            </w:r>
+            <w:r>
+              <w:rPr>
+                <w:rFonts w:ascii="Microsoft JhengHei" w:hAnsi="Microsoft JhengHei" w:eastAsia="Microsoft JhengHei"/>
+                <w:b/>
+                <w:i w:val="0"/>
+                <w:color w:val="272A28"/>
+                <w:sz w:val="17"/>
+              </w:rPr>
+              <w:t>專訪楊肇悅師母、邱泰耀牧師、吳昶興教授；紀念文邢福增教授。</w:t>
+            </w:r>
+          </w:p>
+          <w:p>
+            <w:pPr>
+              <w:spacing w:before="40" w:after="0" w:line="259" w:lineRule="auto"/>
+            </w:pPr>
+            <w:r>
+              <w:rPr>
+                <w:rFonts w:ascii="Microsoft JhengHei" w:hAnsi="Microsoft JhengHei" w:eastAsia="Microsoft JhengHei"/>
+                <w:b w:val="0"/>
+                <w:i w:val="0"/>
+                <w:color w:val="272A28"/>
+                <w:sz w:val="16"/>
+              </w:rPr>
+              <w:t>另收錄城中教會詩班以詩歌追念龐牧師的紀念文章。</w:t>
+            </w:r>
+          </w:p>
+        </w:tc>
+      </w:tr>
+    </w:tbl>
+    <w:p>
+      <w:pPr>
+        <w:spacing w:before="0" w:after="0" w:line="276" w:lineRule="auto"/>
+      </w:pPr>
+    </w:p>
+    <w:tbl>
+      <w:tblPr>
+        <w:tblW w:type="dxa" w:w="8540"/>
+        <w:tblLayout w:type="fixed"/>
+        <w:tblLook w:firstColumn="1" w:firstRow="1" w:lastColumn="0" w:lastRow="0" w:noHBand="0" w:noVBand="1" w:val="04A0"/>
+        <w:tblInd w:w="0" w:type="dxa"/>
+        <w:tblBorders>
+          <w:top w:val="nil"/>
+          <w:left w:val="nil"/>
+          <w:bottom w:val="nil"/>
+          <w:right w:val="nil"/>
+          <w:insideH w:val="nil"/>
+          <w:insideV w:val="nil"/>
+        </w:tblBorders>
+      </w:tblPr>
+      <w:tblGrid>
+        <w:gridCol w:w="5800"/>
+        <w:gridCol w:w="2740"/>
+      </w:tblGrid>
+      <w:tr>
+        <w:tc>
+          <w:tcPr>
+            <w:tcW w:type="dxa" w:w="5800"/>
             <w:shd w:fill="E7EFE8"/>
             <w:tcMar>
-              <w:top w:w="110" w:type="dxa"/>
-              <w:start w:w="190" w:type="dxa"/>
-              <w:bottom w:w="110" w:type="dxa"/>
-              <w:end w:w="100" w:type="dxa"/>
+              <w:top w:w="120" w:type="dxa"/>
+              <w:start w:w="220" w:type="dxa"/>
+              <w:bottom w:w="120" w:type="dxa"/>
+              <w:end w:w="120" w:type="dxa"/>
             </w:tcMar>
             <w:vAlign w:val="center"/>
           </w:tcPr>
           <w:p>
             <w:pPr>
-              <w:spacing w:before="0" w:after="20" w:line="240" w:lineRule="auto"/>
+              <w:spacing w:before="0" w:after="40" w:line="240" w:lineRule="auto"/>
             </w:pPr>
             <w:r>
               <w:rPr>
@@ -59,18 +258,18 @@
                 <w:b/>
                 <w:i w:val="0"/>
                 <w:color w:val="272A28"/>
-                <w:sz w:val="16"/>
+                <w:sz w:val="20"/>
               </w:rPr>
-              <w:t>https://nonchurch2025.com/home/issue/9</w:t>
+              <w:t>nonchurch2025.com</w:t>
             </w:r>
           </w:p>
         </w:tc>
         <w:tc>
           <w:tcPr>
-            <w:tcW w:type="dxa" w:w="1640"/>
+            <w:tcW w:type="dxa" w:w="2740"/>
             <w:tcMar>
               <w:top w:w="0" w:type="dxa"/>
-              <w:start w:w="70" w:type="dxa"/>
+              <w:start w:w="60" w:type="dxa"/>
               <w:bottom w:w="0" w:type="dxa"/>
               <w:end w:w="0" w:type="dxa"/>
             </w:tcMar>
@@ -84,8 +283,8 @@
             <w:r>
               <w:drawing>
                 <wp:inline xmlns:a="http://schemas.openxmlformats.org/drawingml/2006/main" xmlns:pic="http://schemas.openxmlformats.org/drawingml/2006/picture">
-                  <wp:extent cx="648000" cy="648000"/>
-                  <wp:docPr id="1" name="Picture 1"/>
+                  <wp:extent cx="1620000" cy="1620000"/>
+                  <wp:docPr id="2" name="Picture 2"/>
                   <wp:cNvGraphicFramePr>
                     <a:graphicFrameLocks noChangeAspect="1"/>
                   </wp:cNvGraphicFramePr>
@@ -97,7 +296,7 @@
                           <pic:cNvPicPr/>
                         </pic:nvPicPr>
                         <pic:blipFill>
-                          <a:blip r:embed="rId9"/>
+                          <a:blip r:embed="rId10"/>
                           <a:stretch>
                             <a:fillRect/>
                           </a:stretch>
@@ -105,7 +304,7 @@
                         <pic:spPr>
                           <a:xfrm>
                             <a:off x="0" y="0"/>
-                            <a:ext cx="648000" cy="648000"/>
+                            <a:ext cx="1620000" cy="1620000"/>
                           </a:xfrm>
                           <a:prstGeom prst="rect"/>
                         </pic:spPr>
@@ -122,8 +321,7 @@
     <w:p>
       <w:pPr>
         <w:keepNext/>
-        <w:spacing w:before="60" w:after="40" w:line="276" w:lineRule="auto"/>
-        <w:jc w:val="center"/>
+        <w:spacing w:before="40" w:after="20" w:line="276" w:lineRule="auto"/>
       </w:pPr>
       <w:r>
         <w:rPr>
@@ -131,395 +329,9 @@
           <w:b/>
           <w:i w:val="0"/>
           <w:color w:val="2D4634"/>
-          <w:sz w:val="17"/>
+          <w:sz w:val="20"/>
         </w:rPr>
-        <w:t>《無境界者》Vol. 9  ｜  城中教會會友紙本登記</w:t>
-      </w:r>
-    </w:p>
-    <w:p>
-      <w:pPr>
-        <w:keepNext/>
-        <w:spacing w:before="0" w:after="20" w:line="276" w:lineRule="auto"/>
-        <w:jc w:val="center"/>
-      </w:pPr>
-      <w:r>
-        <w:rPr>
-          <w:rFonts w:ascii="Microsoft JhengHei" w:hAnsi="Microsoft JhengHei" w:eastAsia="Microsoft JhengHei"/>
-          <w:b/>
-          <w:i w:val="0"/>
-          <w:color w:val="272A28"/>
-          <w:sz w:val="37"/>
-        </w:rPr>
-        <w:t>世界是我的牧區</w:t>
-      </w:r>
-    </w:p>
-    <w:p>
-      <w:pPr>
-        <w:keepNext/>
-        <w:spacing w:before="0" w:after="100" w:line="276" w:lineRule="auto"/>
-        <w:jc w:val="center"/>
-      </w:pPr>
-      <w:r>
-        <w:rPr>
-          <w:rFonts w:ascii="Microsoft JhengHei" w:hAnsi="Microsoft JhengHei" w:eastAsia="Microsoft JhengHei"/>
-          <w:b/>
-          <w:i w:val="0"/>
-          <w:color w:val="415E48"/>
-          <w:sz w:val="23"/>
-        </w:rPr>
-        <w:t>龐君華會督紀念專輯</w:t>
-      </w:r>
-    </w:p>
-    <w:tbl>
-      <w:tblPr>
-        <w:tblW w:type="dxa" w:w="8540"/>
-        <w:tblLayout w:type="fixed"/>
-        <w:tblLook w:firstColumn="1" w:firstRow="1" w:lastColumn="0" w:lastRow="0" w:noHBand="0" w:noVBand="1" w:val="04A0"/>
-        <w:tblInd w:w="0" w:type="dxa"/>
-        <w:tblBorders>
-          <w:top w:val="nil"/>
-          <w:left w:val="nil"/>
-          <w:bottom w:val="nil"/>
-          <w:right w:val="nil"/>
-          <w:insideH w:val="nil"/>
-          <w:insideV w:val="nil"/>
-        </w:tblBorders>
-      </w:tblPr>
-      <w:tblGrid>
-        <w:gridCol w:w="3780"/>
-        <w:gridCol w:w="4760"/>
-      </w:tblGrid>
-      <w:tr>
-        <w:tc>
-          <w:tcPr>
-            <w:tcW w:type="dxa" w:w="3780"/>
-            <w:vAlign w:val="center"/>
-            <w:tcMar>
-              <w:top w:w="40" w:type="dxa"/>
-              <w:start w:w="0" w:type="dxa"/>
-              <w:bottom w:w="40" w:type="dxa"/>
-              <w:end w:w="170" w:type="dxa"/>
-            </w:tcMar>
-          </w:tcPr>
-          <w:p>
-            <w:pPr>
-              <w:spacing w:after="0"/>
-              <w:jc w:val="center"/>
-            </w:pPr>
-            <w:r>
-              <w:drawing>
-                <wp:inline xmlns:a="http://schemas.openxmlformats.org/drawingml/2006/main" xmlns:pic="http://schemas.openxmlformats.org/drawingml/2006/picture">
-                  <wp:extent cx="2196000" cy="3106082"/>
-                  <wp:docPr id="2" name="Picture 2"/>
-                  <wp:cNvGraphicFramePr>
-                    <a:graphicFrameLocks noChangeAspect="1"/>
-                  </wp:cNvGraphicFramePr>
-                  <a:graphic>
-                    <a:graphicData uri="http://schemas.openxmlformats.org/drawingml/2006/picture">
-                      <pic:pic>
-                        <pic:nvPicPr>
-                          <pic:cNvPr id="0" name="cover-9.png"/>
-                          <pic:cNvPicPr/>
-                        </pic:nvPicPr>
-                        <pic:blipFill>
-                          <a:blip r:embed="rId10"/>
-                          <a:stretch>
-                            <a:fillRect/>
-                          </a:stretch>
-                        </pic:blipFill>
-                        <pic:spPr>
-                          <a:xfrm>
-                            <a:off x="0" y="0"/>
-                            <a:ext cx="2196000" cy="3106082"/>
-                          </a:xfrm>
-                          <a:prstGeom prst="rect"/>
-                        </pic:spPr>
-                      </pic:pic>
-                    </a:graphicData>
-                  </a:graphic>
-                </wp:inline>
-              </w:drawing>
-            </w:r>
-          </w:p>
-        </w:tc>
-        <w:tc>
-          <w:tcPr>
-            <w:tcW w:type="dxa" w:w="4760"/>
-            <w:vAlign w:val="center"/>
-            <w:tcMar>
-              <w:top w:w="90" w:type="dxa"/>
-              <w:start w:w="210" w:type="dxa"/>
-              <w:bottom w:w="90" w:type="dxa"/>
-              <w:end w:w="130" w:type="dxa"/>
-            </w:tcMar>
-            <w:shd w:fill="F3EEE4"/>
-          </w:tcPr>
-          <w:p>
-            <w:pPr>
-              <w:spacing w:before="0" w:after="120" w:line="283" w:lineRule="auto"/>
-            </w:pPr>
-            <w:r>
-              <w:rPr>
-                <w:rFonts w:ascii="Microsoft JhengHei" w:hAnsi="Microsoft JhengHei" w:eastAsia="Microsoft JhengHei"/>
-                <w:b/>
-                <w:i w:val="0"/>
-                <w:color w:val="272A28"/>
-                <w:sz w:val="18"/>
-              </w:rPr>
-              <w:t>本期以龐君華會督為主題，從家人、同工、學者與詩班的紀念，留下對龐牧師的追思。</w:t>
-            </w:r>
-          </w:p>
-          <w:p>
-            <w:pPr>
-              <w:keepNext/>
-              <w:spacing w:before="20" w:after="80" w:line="276" w:lineRule="auto"/>
-            </w:pPr>
-            <w:r>
-              <w:rPr>
-                <w:rFonts w:ascii="Microsoft JhengHei" w:hAnsi="Microsoft JhengHei" w:eastAsia="Microsoft JhengHei"/>
-                <w:b/>
-                <w:i w:val="0"/>
-                <w:color w:val="2D4634"/>
-                <w:sz w:val="18"/>
-              </w:rPr>
-              <w:t>本期收錄</w:t>
-            </w:r>
-          </w:p>
-          <w:p>
-            <w:pPr>
-              <w:keepNext/>
-              <w:spacing w:before="0" w:after="40" w:line="240" w:lineRule="auto"/>
-            </w:pPr>
-            <w:r>
-              <w:rPr>
-                <w:rFonts w:ascii="Microsoft JhengHei" w:hAnsi="Microsoft JhengHei" w:eastAsia="Microsoft JhengHei"/>
-                <w:b/>
-                <w:i w:val="0"/>
-                <w:color w:val="415E48"/>
-                <w:sz w:val="15"/>
-              </w:rPr>
-              <w:t xml:space="preserve">專訪  </w:t>
-            </w:r>
-            <w:r>
-              <w:rPr>
-                <w:rFonts w:ascii="Microsoft JhengHei" w:hAnsi="Microsoft JhengHei" w:eastAsia="Microsoft JhengHei"/>
-                <w:b/>
-                <w:i w:val="0"/>
-                <w:color w:val="272A28"/>
-                <w:sz w:val="19"/>
-              </w:rPr>
-              <w:t>楊肇悅師母</w:t>
-            </w:r>
-          </w:p>
-          <w:p>
-            <w:pPr>
-              <w:keepNext/>
-              <w:spacing w:before="0" w:after="40" w:line="240" w:lineRule="auto"/>
-            </w:pPr>
-            <w:r>
-              <w:rPr>
-                <w:rFonts w:ascii="Microsoft JhengHei" w:hAnsi="Microsoft JhengHei" w:eastAsia="Microsoft JhengHei"/>
-                <w:b/>
-                <w:i w:val="0"/>
-                <w:color w:val="415E48"/>
-                <w:sz w:val="15"/>
-              </w:rPr>
-              <w:t xml:space="preserve">專訪  </w:t>
-            </w:r>
-            <w:r>
-              <w:rPr>
-                <w:rFonts w:ascii="Microsoft JhengHei" w:hAnsi="Microsoft JhengHei" w:eastAsia="Microsoft JhengHei"/>
-                <w:b/>
-                <w:i w:val="0"/>
-                <w:color w:val="272A28"/>
-                <w:sz w:val="19"/>
-              </w:rPr>
-              <w:t>邱泰耀牧師</w:t>
-            </w:r>
-          </w:p>
-          <w:p>
-            <w:pPr>
-              <w:keepNext/>
-              <w:spacing w:before="0" w:after="40" w:line="240" w:lineRule="auto"/>
-            </w:pPr>
-            <w:r>
-              <w:rPr>
-                <w:rFonts w:ascii="Microsoft JhengHei" w:hAnsi="Microsoft JhengHei" w:eastAsia="Microsoft JhengHei"/>
-                <w:b/>
-                <w:i w:val="0"/>
-                <w:color w:val="415E48"/>
-                <w:sz w:val="15"/>
-              </w:rPr>
-              <w:t xml:space="preserve">專訪  </w:t>
-            </w:r>
-            <w:r>
-              <w:rPr>
-                <w:rFonts w:ascii="Microsoft JhengHei" w:hAnsi="Microsoft JhengHei" w:eastAsia="Microsoft JhengHei"/>
-                <w:b/>
-                <w:i w:val="0"/>
-                <w:color w:val="272A28"/>
-                <w:sz w:val="19"/>
-              </w:rPr>
-              <w:t>吳昶興教授</w:t>
-            </w:r>
-          </w:p>
-          <w:p>
-            <w:pPr>
-              <w:keepNext/>
-              <w:spacing w:before="0" w:after="40" w:line="240" w:lineRule="auto"/>
-            </w:pPr>
-            <w:r>
-              <w:rPr>
-                <w:rFonts w:ascii="Microsoft JhengHei" w:hAnsi="Microsoft JhengHei" w:eastAsia="Microsoft JhengHei"/>
-                <w:b/>
-                <w:i w:val="0"/>
-                <w:color w:val="415E48"/>
-                <w:sz w:val="15"/>
-              </w:rPr>
-              <w:t xml:space="preserve">紀念文  </w:t>
-            </w:r>
-            <w:r>
-              <w:rPr>
-                <w:rFonts w:ascii="Microsoft JhengHei" w:hAnsi="Microsoft JhengHei" w:eastAsia="Microsoft JhengHei"/>
-                <w:b/>
-                <w:i w:val="0"/>
-                <w:color w:val="272A28"/>
-                <w:sz w:val="19"/>
-              </w:rPr>
-              <w:t>邢福增教授</w:t>
-            </w:r>
-          </w:p>
-          <w:p>
-            <w:pPr>
-              <w:spacing w:before="60" w:after="0" w:line="264" w:lineRule="auto"/>
-            </w:pPr>
-            <w:r>
-              <w:rPr>
-                <w:rFonts w:ascii="Microsoft JhengHei" w:hAnsi="Microsoft JhengHei" w:eastAsia="Microsoft JhengHei"/>
-                <w:b w:val="0"/>
-                <w:i w:val="0"/>
-                <w:color w:val="272A28"/>
-                <w:sz w:val="17"/>
-              </w:rPr>
-              <w:t>另收錄城中教會詩班以詩歌追念龐牧師的紀念文章。</w:t>
-            </w:r>
-          </w:p>
-        </w:tc>
-      </w:tr>
-    </w:tbl>
-    <w:p>
-      <w:pPr>
-        <w:spacing w:before="0" w:after="40" w:line="276" w:lineRule="auto"/>
-      </w:pPr>
-    </w:p>
-    <w:tbl>
-      <w:tblPr>
-        <w:tblW w:type="dxa" w:w="8540"/>
-        <w:tblLayout w:type="fixed"/>
-        <w:tblLook w:firstColumn="1" w:firstRow="1" w:lastColumn="0" w:lastRow="0" w:noHBand="0" w:noVBand="1" w:val="04A0"/>
-        <w:tblInd w:w="0" w:type="dxa"/>
-        <w:tblBorders>
-          <w:top w:val="nil"/>
-          <w:left w:val="nil"/>
-          <w:bottom w:val="nil"/>
-          <w:right w:val="nil"/>
-          <w:insideH w:val="nil"/>
-          <w:insideV w:val="nil"/>
-        </w:tblBorders>
-      </w:tblPr>
-      <w:tblGrid>
-        <w:gridCol w:w="5200"/>
-        <w:gridCol w:w="3340"/>
-      </w:tblGrid>
-      <w:tr>
-        <w:tc>
-          <w:tcPr>
-            <w:tcW w:type="dxa" w:w="5200"/>
-            <w:shd w:fill="E7EFE8"/>
-            <w:tcMar>
-              <w:top w:w="150" w:type="dxa"/>
-              <w:start w:w="210" w:type="dxa"/>
-              <w:bottom w:w="150" w:type="dxa"/>
-              <w:end w:w="150" w:type="dxa"/>
-            </w:tcMar>
-            <w:vAlign w:val="center"/>
-          </w:tcPr>
-          <w:p>
-            <w:pPr>
-              <w:spacing w:before="0" w:after="20" w:line="276" w:lineRule="auto"/>
-            </w:pPr>
-            <w:r>
-              <w:rPr>
-                <w:rFonts w:ascii="Microsoft JhengHei" w:hAnsi="Microsoft JhengHei" w:eastAsia="Microsoft JhengHei"/>
-                <w:b/>
-                <w:i w:val="0"/>
-                <w:color w:val="2D4634"/>
-                <w:sz w:val="21"/>
-              </w:rPr>
-              <w:t>城中教會會友自取價</w:t>
-            </w:r>
-          </w:p>
-          <w:p>
-            <w:pPr>
-              <w:spacing w:before="0" w:after="0" w:line="276" w:lineRule="auto"/>
-            </w:pPr>
-            <w:r>
-              <w:rPr>
-                <w:rFonts w:ascii="Microsoft JhengHei" w:hAnsi="Microsoft JhengHei" w:eastAsia="Microsoft JhengHei"/>
-                <w:b w:val="0"/>
-                <w:i w:val="0"/>
-                <w:color w:val="656966"/>
-                <w:sz w:val="17"/>
-              </w:rPr>
-              <w:t>紙本工本費｜教會自取，免收郵費</w:t>
-            </w:r>
-          </w:p>
-        </w:tc>
-        <w:tc>
-          <w:tcPr>
-            <w:tcW w:type="dxa" w:w="3340"/>
-            <w:shd w:fill="2D4634"/>
-            <w:tcMar>
-              <w:top w:w="130" w:type="dxa"/>
-              <w:start w:w="170" w:type="dxa"/>
-              <w:bottom w:w="130" w:type="dxa"/>
-              <w:end w:w="170" w:type="dxa"/>
-            </w:tcMar>
-            <w:vAlign w:val="center"/>
-          </w:tcPr>
-          <w:p>
-            <w:pPr>
-              <w:spacing w:before="0" w:after="0" w:line="276" w:lineRule="auto"/>
-              <w:jc w:val="center"/>
-            </w:pPr>
-            <w:r>
-              <w:rPr>
-                <w:rFonts w:ascii="Microsoft JhengHei" w:hAnsi="Microsoft JhengHei" w:eastAsia="Microsoft JhengHei"/>
-                <w:b/>
-                <w:i w:val="0"/>
-                <w:color w:val="FFFFFF"/>
-                <w:sz w:val="29"/>
-              </w:rPr>
-              <w:t>每本 300 元</w:t>
-            </w:r>
-          </w:p>
-        </w:tc>
-      </w:tr>
-    </w:tbl>
-    <w:p>
-      <w:pPr>
-        <w:keepNext/>
-        <w:spacing w:before="100" w:after="60" w:line="276" w:lineRule="auto"/>
-      </w:pPr>
-      <w:r>
-        <w:rPr>
-          <w:rFonts w:ascii="Microsoft JhengHei" w:hAnsi="Microsoft JhengHei" w:eastAsia="Microsoft JhengHei"/>
-          <w:b/>
-          <w:i w:val="0"/>
-          <w:color w:val="2D4634"/>
-          <w:sz w:val="21"/>
-        </w:rPr>
-        <w:t>紙本登記方式</w:t>
+        <w:t>紙本登記</w:t>
       </w:r>
     </w:p>
     <w:tbl>
@@ -548,9 +360,67 @@
             <w:vAlign w:val="center"/>
             <w:shd w:fill="E7EFE8"/>
             <w:tcMar>
-              <w:top w:w="80" w:type="dxa"/>
+              <w:top w:w="55" w:type="dxa"/>
               <w:start w:w="120" w:type="dxa"/>
-              <w:bottom w:w="80" w:type="dxa"/>
+              <w:bottom w:w="55" w:type="dxa"/>
+              <w:end w:w="100" w:type="dxa"/>
+            </w:tcMar>
+          </w:tcPr>
+          <w:p>
+            <w:pPr>
+              <w:spacing w:before="0" w:after="0" w:line="276" w:lineRule="auto"/>
+              <w:jc w:val="center"/>
+            </w:pPr>
+            <w:r>
+              <w:rPr>
+                <w:rFonts w:ascii="Microsoft JhengHei" w:hAnsi="Microsoft JhengHei" w:eastAsia="Microsoft JhengHei"/>
+                <w:b/>
+                <w:i w:val="0"/>
+                <w:color w:val="2D4634"/>
+                <w:sz w:val="16"/>
+              </w:rPr>
+              <w:t>會友自取價</w:t>
+            </w:r>
+          </w:p>
+        </w:tc>
+        <w:tc>
+          <w:tcPr>
+            <w:tcW w:type="dxa" w:w="6740"/>
+            <w:vAlign w:val="center"/>
+            <w:tcMar>
+              <w:top w:w="55" w:type="dxa"/>
+              <w:start w:w="150" w:type="dxa"/>
+              <w:bottom w:w="55" w:type="dxa"/>
+              <w:end w:w="120" w:type="dxa"/>
+            </w:tcMar>
+          </w:tcPr>
+          <w:p>
+            <w:pPr>
+              <w:spacing w:before="0" w:after="0" w:line="252" w:lineRule="auto"/>
+            </w:pPr>
+            <w:r>
+              <w:rPr>
+                <w:rFonts w:ascii="Microsoft JhengHei" w:hAnsi="Microsoft JhengHei" w:eastAsia="Microsoft JhengHei"/>
+                <w:b/>
+                <w:i w:val="0"/>
+                <w:color w:val="272A28"/>
+                <w:sz w:val="16"/>
+              </w:rPr>
+              <w:t>每本 300 元（教會自取，免收郵費）</w:t>
+            </w:r>
+          </w:p>
+        </w:tc>
+      </w:tr>
+      <w:tr>
+        <w:tc>
+          <w:tcPr>
+            <w:tcW w:type="dxa" w:w="1800"/>
+            <w:vAlign w:val="center"/>
+            <w:shd w:fill="E7EFE8"/>
+            <w:tcMar>
+              <w:top w:w="55" w:type="dxa"/>
+              <w:start w:w="120" w:type="dxa"/>
+              <w:bottom w:w="55" w:type="dxa"/>
               <w:end w:w="100" w:type="dxa"/>
             </w:tcMar>
           </w:tcPr>
@@ -576,9 +446,9 @@
             <w:tcW w:type="dxa" w:w="6740"/>
             <w:vAlign w:val="center"/>
             <w:tcMar>
-              <w:top w:w="80" w:type="dxa"/>
+              <w:top w:w="55" w:type="dxa"/>
               <w:start w:w="150" w:type="dxa"/>
-              <w:bottom w:w="80" w:type="dxa"/>
+              <w:bottom w:w="55" w:type="dxa"/>
               <w:end w:w="120" w:type="dxa"/>
             </w:tcMar>
           </w:tcPr>
@@ -592,7 +462,7 @@
                 <w:b/>
                 <w:i w:val="0"/>
                 <w:color w:val="272A28"/>
-                <w:sz w:val="17"/>
+                <w:sz w:val="16"/>
               </w:rPr>
               <w:t>請向林盈君幹事登記</w:t>
             </w:r>
@@ -606,9 +476,9 @@
             <w:vAlign w:val="center"/>
             <w:shd w:fill="E7EFE8"/>
             <w:tcMar>
-              <w:top w:w="80" w:type="dxa"/>
+              <w:top w:w="55" w:type="dxa"/>
               <w:start w:w="120" w:type="dxa"/>
-              <w:bottom w:w="80" w:type="dxa"/>
+              <w:bottom w:w="55" w:type="dxa"/>
               <w:end w:w="100" w:type="dxa"/>
             </w:tcMar>
           </w:tcPr>
@@ -634,9 +504,9 @@
             <w:tcW w:type="dxa" w:w="6740"/>
             <w:vAlign w:val="center"/>
             <w:tcMar>
-              <w:top w:w="80" w:type="dxa"/>
+              <w:top w:w="55" w:type="dxa"/>
               <w:start w:w="150" w:type="dxa"/>
-              <w:bottom w:w="80" w:type="dxa"/>
+              <w:bottom w:w="55" w:type="dxa"/>
               <w:end w:w="120" w:type="dxa"/>
             </w:tcMar>
           </w:tcPr>
@@ -650,7 +520,7 @@
                 <w:b/>
                 <w:i w:val="0"/>
                 <w:color w:val="272A28"/>
-                <w:sz w:val="17"/>
+                <w:sz w:val="16"/>
               </w:rPr>
               <w:t>8 月 30 日</w:t>
             </w:r>
@@ -664,9 +534,9 @@
             <w:vAlign w:val="center"/>
             <w:shd w:fill="E7EFE8"/>
             <w:tcMar>
-              <w:top w:w="80" w:type="dxa"/>
+              <w:top w:w="55" w:type="dxa"/>
               <w:start w:w="120" w:type="dxa"/>
-              <w:bottom w:w="80" w:type="dxa"/>
+              <w:bottom w:w="55" w:type="dxa"/>
               <w:end w:w="100" w:type="dxa"/>
             </w:tcMar>
           </w:tcPr>
@@ -692,9 +562,9 @@
             <w:tcW w:type="dxa" w:w="6740"/>
             <w:vAlign w:val="center"/>
             <w:tcMar>
-              <w:top w:w="80" w:type="dxa"/>
+              <w:top w:w="55" w:type="dxa"/>
               <w:start w:w="150" w:type="dxa"/>
-              <w:bottom w:w="80" w:type="dxa"/>
+              <w:bottom w:w="55" w:type="dxa"/>
               <w:end w:w="120" w:type="dxa"/>
             </w:tcMar>
           </w:tcPr>
@@ -708,7 +578,7 @@
                 <w:b w:val="0"/>
                 <w:i w:val="0"/>
                 <w:color w:val="272A28"/>
-                <w:sz w:val="17"/>
+                <w:sz w:val="16"/>
               </w:rPr>
               <w:t>9 月初印製完成並送到城中教會</w:t>
             </w:r>
@@ -722,9 +592,9 @@
             <w:vAlign w:val="center"/>
             <w:shd w:fill="E7EFE8"/>
             <w:tcMar>
-              <w:top w:w="80" w:type="dxa"/>
+              <w:top w:w="55" w:type="dxa"/>
               <w:start w:w="120" w:type="dxa"/>
-              <w:bottom w:w="80" w:type="dxa"/>
+              <w:bottom w:w="55" w:type="dxa"/>
               <w:end w:w="100" w:type="dxa"/>
             </w:tcMar>
           </w:tcPr>
@@ -750,9 +620,9 @@
             <w:tcW w:type="dxa" w:w="6740"/>
             <w:vAlign w:val="center"/>
             <w:tcMar>
-              <w:top w:w="80" w:type="dxa"/>
+              <w:top w:w="55" w:type="dxa"/>
               <w:start w:w="150" w:type="dxa"/>
-              <w:bottom w:w="80" w:type="dxa"/>
+              <w:bottom w:w="55" w:type="dxa"/>
               <w:end w:w="120" w:type="dxa"/>
             </w:tcMar>
           </w:tcPr>
@@ -766,7 +636,7 @@
                 <w:b w:val="0"/>
                 <w:i w:val="0"/>
                 <w:color w:val="272A28"/>
-                <w:sz w:val="17"/>
+                <w:sz w:val="16"/>
               </w:rPr>
               <w:t>送達後，再請至教會領取</w:t>
             </w:r>
@@ -776,23 +646,7 @@
     </w:tbl>
     <w:p>
       <w:pPr>
-        <w:spacing w:before="100" w:after="20" w:line="276" w:lineRule="auto"/>
-        <w:jc w:val="center"/>
-      </w:pPr>
-      <w:r>
-        <w:rPr>
-          <w:rFonts w:ascii="Microsoft JhengHei" w:hAnsi="Microsoft JhengHei" w:eastAsia="Microsoft JhengHei"/>
-          <w:b w:val="0"/>
-          <w:i w:val="0"/>
-          <w:color w:val="656966"/>
-          <w:sz w:val="16"/>
-        </w:rPr>
-        <w:t>網站提供免費全文閱讀；若希望收藏紙本，請於期限前登記。</w:t>
-      </w:r>
-    </w:p>
-    <w:p>
-      <w:pPr>
-        <w:spacing w:before="20" w:after="0" w:line="276" w:lineRule="auto"/>
+        <w:spacing w:before="40" w:after="0" w:line="276" w:lineRule="auto"/>
         <w:jc w:val="center"/>
       </w:pPr>
       <w:r>
@@ -808,7 +662,7 @@
     </w:p>
     <w:sectPr>
       <w:pgSz w:w="9978" w:h="14173"/>
-      <w:pgMar w:top="510" w:right="624" w:bottom="510" w:left="624" w:header="227" w:footer="227" w:gutter="0"/>
+      <w:pgMar w:top="397" w:right="624" w:bottom="397" w:left="624" w:header="227" w:footer="227" w:gutter="0"/>
       <w:cols w:space="720"/>
       <w:docGrid w:linePitch="360"/>
     </w:sectPr>

--- a/output/documents/無境界者第九期_城中教會紙本登記單_B5.docx
+++ b/output/documents/無境界者第九期_城中教會紙本登記單_B5.docx
@@ -130,12 +130,11 @@
             <w:tcW w:type="dxa" w:w="4340"/>
             <w:vAlign w:val="center"/>
             <w:tcMar>
-              <w:top w:w="90" w:type="dxa"/>
-              <w:start w:w="190" w:type="dxa"/>
-              <w:bottom w:w="90" w:type="dxa"/>
-              <w:end w:w="120" w:type="dxa"/>
+              <w:top w:w="35" w:type="dxa"/>
+              <w:start w:w="120" w:type="dxa"/>
+              <w:bottom w:w="35" w:type="dxa"/>
+              <w:end w:w="60" w:type="dxa"/>
             </w:tcMar>
-            <w:shd w:fill="F3EEE4"/>
           </w:tcPr>
           <w:p>
             <w:pPr>
@@ -224,12 +223,11 @@
         <w:tc>
           <w:tcPr>
             <w:tcW w:type="dxa" w:w="5800"/>
-            <w:shd w:fill="E7EFE8"/>
             <w:tcMar>
-              <w:top w:w="120" w:type="dxa"/>
-              <w:start w:w="220" w:type="dxa"/>
-              <w:bottom w:w="120" w:type="dxa"/>
-              <w:end w:w="120" w:type="dxa"/>
+              <w:top w:w="40" w:type="dxa"/>
+              <w:start w:w="100" w:type="dxa"/>
+              <w:bottom w:w="40" w:type="dxa"/>
+              <w:end w:w="80" w:type="dxa"/>
             </w:tcMar>
             <w:vAlign w:val="center"/>
           </w:tcPr>
@@ -250,7 +248,7 @@
           </w:p>
           <w:p>
             <w:pPr>
-              <w:spacing w:before="0" w:after="0" w:line="240" w:lineRule="auto"/>
+              <w:spacing w:before="0" w:after="60" w:line="240" w:lineRule="auto"/>
             </w:pPr>
             <w:r>
               <w:rPr>
@@ -261,6 +259,21 @@
                 <w:sz w:val="20"/>
               </w:rPr>
               <w:t>nonchurch2025.com</w:t>
+            </w:r>
+          </w:p>
+          <w:p>
+            <w:pPr>
+              <w:spacing w:before="0" w:after="0" w:line="259" w:lineRule="auto"/>
+            </w:pPr>
+            <w:r>
+              <w:rPr>
+                <w:rFonts w:ascii="Microsoft JhengHei" w:hAnsi="Microsoft JhengHei" w:eastAsia="Microsoft JhengHei"/>
+                <w:b/>
+                <w:i w:val="0"/>
+                <w:color w:val="656966"/>
+                <w:sz w:val="17"/>
+              </w:rPr>
+              <w:t>線上閱讀免費；若需要紙本作為紀念，才需登記訂購。</w:t>
             </w:r>
           </w:p>
         </w:tc>
@@ -358,7 +371,6 @@
           <w:tcPr>
             <w:tcW w:type="dxa" w:w="1800"/>
             <w:vAlign w:val="center"/>
-            <w:shd w:fill="E7EFE8"/>
             <w:tcMar>
               <w:top w:w="55" w:type="dxa"/>
               <w:start w:w="120" w:type="dxa"/>
@@ -416,7 +428,6 @@
           <w:tcPr>
             <w:tcW w:type="dxa" w:w="1800"/>
             <w:vAlign w:val="center"/>
-            <w:shd w:fill="E7EFE8"/>
             <w:tcMar>
               <w:top w:w="55" w:type="dxa"/>
               <w:start w:w="120" w:type="dxa"/>
@@ -474,7 +485,6 @@
           <w:tcPr>
             <w:tcW w:type="dxa" w:w="1800"/>
             <w:vAlign w:val="center"/>
-            <w:shd w:fill="E7EFE8"/>
             <w:tcMar>
               <w:top w:w="55" w:type="dxa"/>
               <w:start w:w="120" w:type="dxa"/>
@@ -532,7 +542,6 @@
           <w:tcPr>
             <w:tcW w:type="dxa" w:w="1800"/>
             <w:vAlign w:val="center"/>
-            <w:shd w:fill="E7EFE8"/>
             <w:tcMar>
               <w:top w:w="55" w:type="dxa"/>
               <w:start w:w="120" w:type="dxa"/>
@@ -590,7 +599,6 @@
           <w:tcPr>
             <w:tcW w:type="dxa" w:w="1800"/>
             <w:vAlign w:val="center"/>
-            <w:shd w:fill="E7EFE8"/>
             <w:tcMar>
               <w:top w:w="55" w:type="dxa"/>
               <w:start w:w="120" w:type="dxa"/>
